--- a/1차 개발 설계서/02 데이터베이스 설계.docx
+++ b/1차 개발 설계서/02 데이터베이스 설계.docx
@@ -12,14 +12,14 @@
     </w:p>
     <w:p>
       <w:r>
-        <w:t>1차 개발 구현 설계 v0.3 · 기준 기능명세서 v2(2026-10-22) 우선</w:t>
+        <w:t>1차 개발 구현 설계 v0.3.1 · 기준 기능명세서 v2.1(2026-10-24) 우선</w:t>
         <w:br/>
-        <w:t>기준일 2026-10-22</w:t>
+        <w:t>기준일 2026-10-24</w:t>
       </w:r>
     </w:p>
     <w:p>
       <w:r>
-        <w:t>PostgreSQL16 물리 설계 v0.3(반복 테이블 제거·초대 횟수·방문 15개·사진5/영상2 트리거). 컬럼별 정의의 원천은 도구/physical_model.py이며 부록/DB/001_initial.sql과 이 사전을 함께 생성한다. 초기 스키마와 DB 제약은 임시 DB에서 실행 검증했다. FK는 ON DELETE NO ACTION, 서버 역할은002_service_roles.sql을 따른다. API/worker의 업무 권한·검사·집계·최종 완료는 별도 구현 및 통합 검수가 필요하다.</w:t>
+        <w:t>PostgreSQL16 물리 설계 v0.3.1(반복 테이블 제거·초대 횟수·방문 15개·사진5/영상2 트리거). 컬럼별 정의의 원천은 도구/physical_model.py이며 부록/DB/001_initial.sql과 이 사전을 함께 생성한다. 초기 스키마와 DB 제약은 임시 DB에서 실행 검증했다. FK는 ON DELETE NO ACTION, 서버 역할은002_service_roles.sql을 따른다. API/worker의 업무 권한·검사·집계·최종 완료는 별도 구현 및 통합 검수가 필요하다.</w:t>
       </w:r>
     </w:p>
     <w:p>
@@ -17713,6 +17713,47 @@
               <w:rPr>
                 <w:sz w:val="16"/>
               </w:rPr>
+              <w:t>초대 관리 현재 권한</w:t>
+            </w:r>
+          </w:p>
+        </w:tc>
+        <w:tc>
+          <w:tcPr>
+            <w:tcW w:type="dxa" w:w="3456"/>
+          </w:tcPr>
+          <w:p>
+            <w:r>
+              <w:rPr>
+                <w:sz w:val="16"/>
+              </w:rPr>
+              <w:t>현재 member·활성 모임·이용 제한 검증·발급자 ID는 이력</w:t>
+            </w:r>
+          </w:p>
+        </w:tc>
+        <w:tc>
+          <w:tcPr>
+            <w:tcW w:type="dxa" w:w="3456"/>
+          </w:tcPr>
+          <w:p>
+            <w:r>
+              <w:rPr>
+                <w:sz w:val="16"/>
+              </w:rPr>
+              <w:t>일반 참여자/타인 초대 취소·참여 종료 경합</w:t>
+            </w:r>
+          </w:p>
+        </w:tc>
+      </w:tr>
+      <w:tr>
+        <w:tc>
+          <w:tcPr>
+            <w:tcW w:type="dxa" w:w="3456"/>
+          </w:tcPr>
+          <w:p>
+            <w:r>
+              <w:rPr>
+                <w:sz w:val="16"/>
+              </w:rPr>
               <w:t>초대 확인 50회</w:t>
             </w:r>
           </w:p>
@@ -18145,7 +18186,7 @@
       <w:pStyle w:val="Footer"/>
     </w:pPr>
     <w:r>
-      <w:t xml:space="preserve">At that place · 1차 개발 설계 · 2026-10-22  |  </w:t>
+      <w:t xml:space="preserve">At that place · 1차 개발 설계 · 2026-10-24  |  </w:t>
     </w:r>
     <w:fldSimple w:instr="PAGE"/>
   </w:p>

--- a/1차 개발 설계서/02 데이터베이스 설계.docx
+++ b/1차 개발 설계서/02 데이터베이스 설계.docx
@@ -12,14 +12,14 @@
     </w:p>
     <w:p>
       <w:r>
-        <w:t>1차 개발 구현 설계 v0.3.1 · 기준 기능명세서 v2.1(2026-10-24) 우선</w:t>
+        <w:t>1차 개발 구현 설계 v0.3.2 · 기준 기능명세서 v2.2(2026-10-30) 우선</w:t>
         <w:br/>
-        <w:t>기준일 2026-10-24</w:t>
+        <w:t>기준일 2026-10-30</w:t>
       </w:r>
     </w:p>
     <w:p>
       <w:r>
-        <w:t>PostgreSQL16 물리 설계 v0.3.1(반복 테이블 제거·초대 횟수·방문 15개·사진5/영상2 트리거). 컬럼별 정의의 원천은 도구/physical_model.py이며 부록/DB/001_initial.sql과 이 사전을 함께 생성한다. 초기 스키마와 DB 제약은 임시 DB에서 실행 검증했다. FK는 ON DELETE NO ACTION, 서버 역할은002_service_roles.sql을 따른다. API/worker의 업무 권한·검사·집계·최종 완료는 별도 구현 및 통합 검수가 필요하다.</w:t>
+        <w:t>PostgreSQL16 물리 설계 v0.3.2(반복 테이블 제거·초대 횟수·방문 15개·사진5/영상2 트리거). 컬럼별 정의의 원천은 도구/physical_model.py이며 부록/DB/001_initial.sql과 이 사전을 함께 생성한다. 초기 스키마와 DB 제약은 임시 DB에서 실행 검증했다. FK는 ON DELETE NO ACTION, 서버 역할은002_service_roles.sql을 따른다. API/worker의 업무 권한·검사·집계·최종 완료는 별도 구현 및 통합 검수가 필요하다.</w:t>
       </w:r>
     </w:p>
     <w:p>
@@ -18186,7 +18186,7 @@
       <w:pStyle w:val="Footer"/>
     </w:pPr>
     <w:r>
-      <w:t xml:space="preserve">At that place · 1차 개발 설계 · 2026-10-24  |  </w:t>
+      <w:t xml:space="preserve">At that place · 1차 개발 설계 · 2026-10-30  |  </w:t>
     </w:r>
     <w:fldSimple w:instr="PAGE"/>
   </w:p>
